--- a/dist/sample-output.docx
+++ b/dist/sample-output.docx
@@ -11,8 +11,8 @@
       </w:pPr>
       <w:r>
         <w:rPr>
-          <w:rFonts w:ascii="Calibri" w:hAnsi="Calibri" w:cs="Sakkal Majalla"/>
-          <w:sz w:val="24"/>
+          <w:rFonts w:ascii="Sakkal Majalla" w:hAnsi="Sakkal Majalla" w:eastAsia="Sakkal Majalla" w:cs="Sakkal Majalla"/>
+          <w:sz w:val="28"/>
           <w:szCs w:val="28"/>
           <w:rtl/>
         </w:rPr>
@@ -28,8 +28,8 @@
       </w:pPr>
       <w:r>
         <w:rPr>
-          <w:rFonts w:ascii="Calibri" w:hAnsi="Calibri" w:cs="Sakkal Majalla"/>
-          <w:sz w:val="24"/>
+          <w:rFonts w:ascii="Sakkal Majalla" w:hAnsi="Sakkal Majalla" w:eastAsia="Sakkal Majalla" w:cs="Sakkal Majalla"/>
+          <w:sz w:val="28"/>
           <w:szCs w:val="28"/>
           <w:rtl/>
         </w:rPr>
@@ -48,10 +48,10 @@
       </w:pPr>
       <w:r>
         <w:rPr>
-          <w:rFonts w:ascii="Calibri" w:hAnsi="Calibri" w:cs="Sakkal Majalla"/>
+          <w:rFonts w:ascii="Sakkal Majalla" w:hAnsi="Sakkal Majalla" w:eastAsia="Sakkal Majalla" w:cs="Sakkal Majalla"/>
           <w:b/>
           <w:bCs/>
-          <w:sz w:val="28"/>
+          <w:sz w:val="32"/>
           <w:szCs w:val="32"/>
           <w:rtl/>
         </w:rPr>
@@ -62,10 +62,10 @@
       </w:r>
       <w:r>
         <w:rPr>
-          <w:rFonts w:ascii="Calibri" w:hAnsi="Calibri" w:cs="Sakkal Majalla"/>
+          <w:rFonts w:ascii="Sakkal Majalla" w:hAnsi="Sakkal Majalla" w:eastAsia="Sakkal Majalla" w:cs="Sakkal Majalla"/>
           <w:b/>
           <w:bCs/>
-          <w:sz w:val="28"/>
+          <w:sz w:val="32"/>
           <w:szCs w:val="32"/>
           <w:rtl/>
         </w:rPr>
@@ -84,8 +84,8 @@
       </w:pPr>
       <w:r>
         <w:rPr>
-          <w:rFonts w:ascii="Calibri" w:hAnsi="Calibri" w:cs="Sakkal Majalla"/>
-          <w:sz w:val="24"/>
+          <w:rFonts w:ascii="Sakkal Majalla" w:hAnsi="Sakkal Majalla" w:eastAsia="Sakkal Majalla" w:cs="Sakkal Majalla"/>
+          <w:sz w:val="28"/>
           <w:szCs w:val="28"/>
           <w:rtl/>
         </w:rPr>
@@ -96,8 +96,8 @@
       </w:r>
       <w:r>
         <w:rPr>
-          <w:rFonts w:ascii="Calibri" w:hAnsi="Calibri" w:cs="Sakkal Majalla"/>
-          <w:sz w:val="24"/>
+          <w:rFonts w:ascii="Sakkal Majalla" w:hAnsi="Sakkal Majalla" w:eastAsia="Sakkal Majalla" w:cs="Sakkal Majalla"/>
+          <w:sz w:val="28"/>
           <w:szCs w:val="28"/>
           <w:rtl/>
         </w:rPr>
@@ -113,10 +113,10 @@
       </w:pPr>
       <w:r>
         <w:rPr>
-          <w:rFonts w:ascii="Calibri" w:hAnsi="Calibri" w:cs="Sakkal Majalla"/>
+          <w:rFonts w:ascii="Sakkal Majalla" w:hAnsi="Sakkal Majalla" w:eastAsia="Sakkal Majalla" w:cs="Sakkal Majalla"/>
           <w:b/>
           <w:bCs/>
-          <w:sz w:val="24"/>
+          <w:sz w:val="28"/>
           <w:szCs w:val="28"/>
           <w:rtl/>
         </w:rPr>
@@ -132,8 +132,8 @@
       </w:pPr>
       <w:r>
         <w:rPr>
-          <w:rFonts w:ascii="Calibri" w:hAnsi="Calibri" w:cs="Sakkal Majalla"/>
-          <w:sz w:val="24"/>
+          <w:rFonts w:ascii="Sakkal Majalla" w:hAnsi="Sakkal Majalla" w:eastAsia="Sakkal Majalla" w:cs="Sakkal Majalla"/>
+          <w:sz w:val="28"/>
           <w:szCs w:val="28"/>
           <w:rtl/>
         </w:rPr>
@@ -141,8 +141,8 @@
       </w:r>
       <w:r>
         <w:rPr>
-          <w:rFonts w:ascii="Calibri" w:hAnsi="Calibri" w:cs="Sakkal Majalla"/>
-          <w:sz w:val="24"/>
+          <w:rFonts w:ascii="Sakkal Majalla" w:hAnsi="Sakkal Majalla" w:eastAsia="Sakkal Majalla" w:cs="Sakkal Majalla"/>
+          <w:sz w:val="28"/>
           <w:szCs w:val="28"/>
           <w:rtl w:val="0"/>
         </w:rPr>
@@ -150,8 +150,8 @@
       </w:r>
       <w:r>
         <w:rPr>
-          <w:rFonts w:ascii="Calibri" w:hAnsi="Calibri" w:cs="Sakkal Majalla"/>
-          <w:sz w:val="24"/>
+          <w:rFonts w:ascii="Sakkal Majalla" w:hAnsi="Sakkal Majalla" w:eastAsia="Sakkal Majalla" w:cs="Sakkal Majalla"/>
+          <w:sz w:val="28"/>
           <w:szCs w:val="28"/>
           <w:rtl/>
         </w:rPr>
@@ -159,8 +159,8 @@
       </w:r>
       <w:r>
         <w:rPr>
-          <w:rFonts w:ascii="Calibri" w:hAnsi="Calibri" w:cs="Sakkal Majalla"/>
-          <w:sz w:val="24"/>
+          <w:rFonts w:ascii="Sakkal Majalla" w:hAnsi="Sakkal Majalla" w:eastAsia="Sakkal Majalla" w:cs="Sakkal Majalla"/>
+          <w:sz w:val="28"/>
           <w:szCs w:val="28"/>
           <w:rtl w:val="0"/>
         </w:rPr>
@@ -168,8 +168,8 @@
       </w:r>
       <w:r>
         <w:rPr>
-          <w:rFonts w:ascii="Calibri" w:hAnsi="Calibri" w:cs="Sakkal Majalla"/>
-          <w:sz w:val="24"/>
+          <w:rFonts w:ascii="Sakkal Majalla" w:hAnsi="Sakkal Majalla" w:eastAsia="Sakkal Majalla" w:cs="Sakkal Majalla"/>
+          <w:sz w:val="28"/>
           <w:szCs w:val="28"/>
           <w:rtl/>
         </w:rPr>
@@ -177,8 +177,8 @@
       </w:r>
       <w:r>
         <w:rPr>
-          <w:rFonts w:ascii="Calibri" w:hAnsi="Calibri" w:cs="Sakkal Majalla"/>
-          <w:sz w:val="24"/>
+          <w:rFonts w:ascii="Sakkal Majalla" w:hAnsi="Sakkal Majalla" w:eastAsia="Sakkal Majalla" w:cs="Sakkal Majalla"/>
+          <w:sz w:val="28"/>
           <w:szCs w:val="28"/>
           <w:rtl w:val="0"/>
         </w:rPr>
@@ -186,8 +186,8 @@
       </w:r>
       <w:r>
         <w:rPr>
-          <w:rFonts w:ascii="Calibri" w:hAnsi="Calibri" w:cs="Sakkal Majalla"/>
-          <w:sz w:val="24"/>
+          <w:rFonts w:ascii="Sakkal Majalla" w:hAnsi="Sakkal Majalla" w:eastAsia="Sakkal Majalla" w:cs="Sakkal Majalla"/>
+          <w:sz w:val="28"/>
           <w:szCs w:val="28"/>
           <w:rtl/>
         </w:rPr>
@@ -195,8 +195,8 @@
       </w:r>
       <w:r>
         <w:rPr>
-          <w:rFonts w:ascii="Calibri" w:hAnsi="Calibri" w:cs="Sakkal Majalla"/>
-          <w:sz w:val="24"/>
+          <w:rFonts w:ascii="Sakkal Majalla" w:hAnsi="Sakkal Majalla" w:eastAsia="Sakkal Majalla" w:cs="Sakkal Majalla"/>
+          <w:sz w:val="28"/>
           <w:szCs w:val="28"/>
           <w:rtl w:val="0"/>
         </w:rPr>
@@ -204,8 +204,8 @@
       </w:r>
       <w:r>
         <w:rPr>
-          <w:rFonts w:ascii="Calibri" w:hAnsi="Calibri" w:cs="Sakkal Majalla"/>
-          <w:sz w:val="24"/>
+          <w:rFonts w:ascii="Sakkal Majalla" w:hAnsi="Sakkal Majalla" w:eastAsia="Sakkal Majalla" w:cs="Sakkal Majalla"/>
+          <w:sz w:val="28"/>
           <w:szCs w:val="28"/>
           <w:rtl/>
         </w:rPr>
@@ -221,8 +221,8 @@
       </w:pPr>
       <w:r>
         <w:rPr>
-          <w:rFonts w:ascii="Calibri" w:hAnsi="Calibri" w:cs="Sakkal Majalla"/>
-          <w:sz w:val="24"/>
+          <w:rFonts w:ascii="Sakkal Majalla" w:hAnsi="Sakkal Majalla" w:eastAsia="Sakkal Majalla" w:cs="Sakkal Majalla"/>
+          <w:sz w:val="28"/>
           <w:szCs w:val="28"/>
           <w:rtl/>
         </w:rPr>
@@ -238,8 +238,8 @@
       </w:pPr>
       <w:r>
         <w:rPr>
-          <w:rFonts w:ascii="Calibri" w:hAnsi="Calibri" w:cs="Sakkal Majalla"/>
-          <w:sz w:val="24"/>
+          <w:rFonts w:ascii="Sakkal Majalla" w:hAnsi="Sakkal Majalla" w:eastAsia="Sakkal Majalla" w:cs="Sakkal Majalla"/>
+          <w:sz w:val="28"/>
           <w:szCs w:val="28"/>
           <w:rtl/>
         </w:rPr>
@@ -255,10 +255,10 @@
       </w:pPr>
       <w:r>
         <w:rPr>
-          <w:rFonts w:ascii="Calibri" w:hAnsi="Calibri" w:cs="Sakkal Majalla"/>
+          <w:rFonts w:ascii="Sakkal Majalla" w:hAnsi="Sakkal Majalla" w:eastAsia="Sakkal Majalla" w:cs="Sakkal Majalla"/>
           <w:b/>
           <w:bCs/>
-          <w:sz w:val="26"/>
+          <w:sz w:val="30"/>
           <w:szCs w:val="30"/>
           <w:rtl/>
         </w:rPr>
@@ -274,10 +274,10 @@
       </w:pPr>
       <w:r>
         <w:rPr>
-          <w:rFonts w:ascii="Calibri" w:hAnsi="Calibri" w:cs="Sakkal Majalla"/>
+          <w:rFonts w:ascii="Sakkal Majalla" w:hAnsi="Sakkal Majalla" w:eastAsia="Sakkal Majalla" w:cs="Sakkal Majalla"/>
           <w:b/>
           <w:bCs/>
-          <w:sz w:val="26"/>
+          <w:sz w:val="30"/>
           <w:szCs w:val="30"/>
           <w:rtl/>
         </w:rPr>
@@ -427,10 +427,10 @@
   <w:docDefaults>
     <w:rPrDefault>
       <w:rPr>
-        <w:rFonts w:asciiTheme="minorHAnsi" w:eastAsiaTheme="minorHAnsi" w:hAnsiTheme="minorHAnsi" w:cstheme="minorBidi"/>
+        <w:rFonts w:ascii="Sakkal Majalla" w:eastAsia="Sakkal Majalla" w:hAnsi="Sakkal Majalla" w:cs="Sakkal Majalla"/>
         <w:kern w:val="2"/>
-        <w:sz w:val="22"/>
-        <w:szCs w:val="22"/>
+        <w:sz w:val="28"/>
+        <w:szCs w:val="28"/>
         <w:lang w:val="en-US" w:eastAsia="en-US" w:bidi="ar-SA"/>
         <w14:ligatures w14:val="standardContextual"/>
       </w:rPr>
